--- a/pr-preview/pr-436/estimator-properties-handout-tracked-changes.docx
+++ b/pr-preview/pr-436/estimator-properties-handout-tracked-changes.docx
@@ -16,7 +16,7 @@
       </w:pPr>
       <w:del w:id="1" w:author="PR Preview" w:date="2026-01-01T00:00:00Z">
         <w:r>
-          <w:delText xml:space="preserve">Last modified: 2026-10-22 14:07:34 (PDT)</w:delText>
+          <w:delText xml:space="preserve">Last modified: 2026-10-22 15:19:15 (PDT)</w:delText>
         </w:r>
       </w:del>
     </w:p>
@@ -26,7 +26,7 @@
       </w:pPr>
       <w:ins w:id="2" w:author="PR Preview" w:date="2026-01-01T00:00:00Z">
         <w:r>
-          <w:t xml:space="preserve">Last modified: 2026-10-22 14:37:13 (PDT)</w:t>
+          <w:t xml:space="preserve">Last modified: 2026-10-22 15:47:56 (PDT)</w:t>
         </w:r>
       </w:ins>
     </w:p>
@@ -7154,45 +7154,8 @@
       <w:pPr>
         <w:pStyle w:val="BodyText"/>
       </w:pPr>
-      <w:del w:id="3" w:author="PR Preview" w:date="2026-01-01T00:00:00Z">
-        <w:r>
-          <w:delText xml:space="preserve">$$
-    \begin{aligned}
-    {\operatorname{Cov}\mathopen{}\left(\hat{\theta}, \ell'\right)\mathclose{}}
-    &amp;= {\operatorname{E}\mathopen{}\left[\hat{\theta}\ell'\right]\mathclose{}} - {\operatorname{E}\mathopen{}\left[\hat{\theta}\right]\mathclose{}}\,{\operatorname{E}\mathopen{}\left[\ell'\right]\mathclose{}}
-    &amp;&amp; \text{(definition of covariance)}\\
-    &amp;= {\operatorname{E}\mathopen{}\left[\hat{\theta}\ell'\right]\mathclose{}} - {\operatorname{E}\mathopen{}\left[\hat{\theta}\right]\mathclose{}} \cdot 0
-    &amp;&amp; \text{(the score has mean zero)}\\
-    &amp;= {\operatorname{E}\mathopen{}\left[\hat{\theta}\ell'\right]\mathclose{}} - 0
-    &amp;&amp; \text{($b \cdot 0 = 0$)}\\
-    &amp;= {\operatorname{E}\mathopen{}\left[\hat{\theta}\ell'\right]\mathclose{}}
-    &amp;&amp; \text{($a - 0 = a$)}\\
-    &amp;= \int \hat{\theta}(\mathord{\smash[b]{\underset{\raise.3ex\hbox{$\scriptstyle\sim$}}{x}}\vphantom{x}}) \, \ell'(\mathord{\smash[b]{\underset{\raise.3ex\hbox{$\scriptstyle\sim$}}{x}}\vphantom{x}}\mid \theta) \, \operatorname{p}(\mathord{\smash[b]{\underset{\raise.3ex\hbox{$\scriptstyle\sim$}}{x}}\vphantom{x}}\mid \theta) \, d\mathord{\smash[b]{\underset{\raise.3ex\hbox{$\scriptstyle\sim$}}{x}}\vphantom{x}}
-    &amp;&amp; \text{(definition of expectation)}\\
-    &amp;= \int \hat{\theta}(\mathord{\smash[b]{\underset{\raise.3ex\hbox{$\scriptstyle\sim$}}{x}}\vphantom{x}}) \mathopen{}\left(\frac{\partial}{\partial \theta} \log \operatorname{p}(\mathord{\smash[b]{\underset{\raise.3ex\hbox{$\scriptstyle\sim$}}{x}}\vphantom{x}}\mid \theta)\right)\mathclose{} \operatorname{p}(\mathord{\smash[b]{\underset{\raise.3ex\hbox{$\scriptstyle\sim$}}{x}}\vphantom{x}}\mid \theta) \, d\mathord{\smash[b]{\underset{\raise.3ex\hbox{$\scriptstyle\sim$}}{x}}\vphantom{x}}
-    &amp;&amp; \text{(definition of the score)}\\
-    &amp;= \int \hat{\theta}(\mathord{\smash[b]{\underset{\raise.3ex\hbox{$\scriptstyle\sim$}}{x}}\vphantom{x}}) \, \frac{\partial}{\partial \theta} \operatorname{p}(\mathord{\smash[b]{\underset{\raise.3ex\hbox{$\scriptstyle\sim$}}{x}}\vphantom{x}}\mid \theta) \, d\mathord{\smash[b]{\underset{\raise.3ex\hbox{$\scriptstyle\sim$}}{x}}\vphantom{x}}
-    &amp;&amp; \text{(derivative of a log density)}\\
-    &amp;= \frac{\partial}{\partial \theta} \int \hat{\theta}(\mathord{\smash[b]{\underset{\raise.3ex\hbox{$\scriptstyle\sim$}}{x}}\vphantom{x}}) \, \operatorname{p}(\mathord{\smash[b]{\underset{\raise.3ex\hbox{$\scriptstyle\sim$}}{x}}\vphantom{x}}\mid \theta) \, d\mathord{\smash[b]{\underset{\raise.3ex\hbox{$\scriptstyle\sim$}}{x}}\vphantom{x}}
-    &amp;&amp; \text{(exchange derivative and integral)}\\
-    &amp;= \frac{\partial}{\partial \theta} {\operatorname{E}\mathopen{}\left[\hat{\theta}\right]\mathclose{}}
-    &amp;&amp; \text{(definition of expectation)}\\
-    &amp;= \frac{\partial}{\partial \theta} \theta
-    &amp;&amp; \text{($\hat{\theta}$ is unbiased)}\\
-    &amp;= 1
-    &amp;&amp; \text{(derivative of $\theta$ with respect to $\theta$)}
-    \end{aligned}
-    $$</w:delText>
-        </w:r>
-      </w:del>
-    </w:p>
-    <w:p>
-      <w:pPr>
-        <w:pStyle w:val="BodyText"/>
-      </w:pPr>
-      <w:ins w:id="4" w:author="PR Preview" w:date="2026-01-01T00:00:00Z">
-        <w:r>
-          <w:t xml:space="preserve">$$
+      <w:r>
+        <w:t xml:space="preserve">$$
     \begin{aligned}
     {\operatorname{Cov}\mathopen{}\left(\hat{\theta}, \ell'\right)\mathclose{}}
     &amp;= {\mathbb{E}\mathopen{}\left[\hat{\theta}\ell'\right]\mathclose{}} - {\mathbb{E}\mathopen{}\left[\hat{\theta}\right]\mathclose{}}\,{\mathbb{E}\mathopen{}\left[\ell'\right]\mathclose{}}
@@ -7219,8 +7182,7 @@
     &amp;&amp; \text{(derivative of $\theta$ with respect to $\theta$)}
     \end{aligned}
     $$</w:t>
-        </w:r>
-      </w:ins>
+      </w:r>
     </w:p>
     <w:bookmarkEnd w:id="47"/>
     <w:bookmarkStart w:id="49" w:name="lem-cov-estimator-score"/>
